--- a/en/wisdom-stories/spinach.docx
+++ b/en/wisdom-stories/spinach.docx
@@ -3,63 +3,96 @@
 <w:document xmlns:wpc="http://schemas.microsoft.com/office/word/2010/wordprocessingCanvas" xmlns:mo="http://schemas.microsoft.com/office/mac/office/2008/main" xmlns:mc="http://schemas.openxmlformats.org/markup-compatibility/2006" xmlns:mv="urn:schemas-microsoft-com:mac:vml" xmlns:o="urn:schemas-microsoft-com:office:office" xmlns:r="http://schemas.openxmlformats.org/officeDocument/2006/relationships" xmlns:m="http://schemas.openxmlformats.org/officeDocument/2006/math" xmlns:v="urn:schemas-microsoft-com:vml" xmlns:wp14="http://schemas.microsoft.com/office/word/2010/wordprocessingDrawing" xmlns:wp="http://schemas.openxmlformats.org/drawingml/2006/wordprocessingDrawing" xmlns:w10="urn:schemas-microsoft-com:office:word" xmlns:w="http://schemas.openxmlformats.org/wordprocessingml/2006/main" xmlns:w14="http://schemas.microsoft.com/office/word/2010/wordml" xmlns:wpg="http://schemas.microsoft.com/office/word/2010/wordprocessingGroup" xmlns:wpi="http://schemas.microsoft.com/office/word/2010/wordprocessingInk" xmlns:wne="http://schemas.microsoft.com/office/word/2006/wordml" xmlns:wps="http://schemas.microsoft.com/office/word/2010/wordprocessingShape" mc:Ignorable="w14 wp14">
   <w:body>
     <w:p>
+      <w:pPr>
+        <w:pStyle w:val="Title"/>
+      </w:pPr>
       <w:r>
         <w:t>Spinach</w:t>
       </w:r>
     </w:p>
     <w:p>
+      <w:pPr/>
       <w:r>
-        <w:t>We lived in a remote village. We didn’t even have a proper road to get around. My mother was addicted to spinach. After my father’s death, I suspected that she had lost her mind when I was a child...</w:t>
+        <w:t>We lived in a remote village without even a proper road. My mother seemed obsessed with spinach. As a child, I sometimes wondered whether grief over my father’s death had unsettled her.</w:t>
       </w:r>
     </w:p>
     <w:p>
+      <w:pPr/>
       <w:r>
         <w:t>“You need to eat a lot, it gives strength to the body,” my mother would say, and for breakfast, lunch, and dinner, she would only feed us spinach, with a little cornbread on the side. I hated spinach already, I couldn’t stand to see this vegetable.</w:t>
       </w:r>
     </w:p>
     <w:p>
+      <w:pPr/>
       <w:r>
-        <w:t>One day I told my mother: “When I grow up and have a job and start a family, I will never buy spinach at home. I won’t cook spinach at home.” She promised that she was looking forward to those days, and that she would even play at my wedding, no matter how old she was.</w:t>
+        <w:t>“When I’m grown and have a job and a family, there’ll be no spinach in my house,” I told her. She said she looked forward to that day and promised to dance at my wedding, however old she was.</w:t>
       </w:r>
     </w:p>
     <w:p>
+      <w:pPr/>
       <w:r>
         <w:t>The day came, I moved from our village to the city to study in high school. I somehow managed to make ends meet with the small scholarship I received. Once a month, when I came home, I didn't want to eat a spoonful of the spinach dish my mother put on the table. I only wanted to go back to the dormitory and eat delicious food.</w:t>
       </w:r>
     </w:p>
     <w:p>
+      <w:pPr/>
       <w:r>
-        <w:t>I studied. By the time I graduated from university, my master's degree, and my doctorate with government loans, my mother was already a bent old woman. When I came to the village and got married to the girl I was going to marry, my old mother both cried and played at my wedding, as she had promised years ago. At that time, I couldn't understand why my mother shed tears when she played.</w:t>
+        <w:t>I went on to university, then completed a master’s degree and a doctorate with government loans. By then, my mother was old and bent. When I returned to the village to marry, she kept her promise and danced at my wedding, tears streaming down her face. I did not understand those tears then.</w:t>
       </w:r>
     </w:p>
     <w:p>
+      <w:pPr>
+        <w:spacing w:after="80"/>
+      </w:pPr>
       <w:r>
         <w:t>Years passed. My mother passed away two years ago.</w:t>
       </w:r>
     </w:p>
     <w:p>
+      <w:pPr/>
       <w:r>
-        <w:t>One day, I found the notebook my mother had kept at that time in an old chest. On one page of the notebook, my mother had written: “I only had spinach seeds left. I constantly planted spinach and a little corn. I didn't have any on hand or in my pocket. I cooked this dish so that my children wouldn't go hungry. But I didn't rebel. ”Spinach is very useful, so I give it to you three times a day,“ my heart ached when I said. This was all I could do for my children. I love them with all my heart.”</w:t>
+        <w:t>One day, I found an old notebook in a chest. In it, she had written: “All I had left were spinach seeds and a little corn to plant. There was no money. I cooked what I could grow so my children would not go hungry. I told them I served spinach three times a day because it was good for them. Saying it broke my heart. This was all I could do, though I loved them with everything I had.”</w:t>
       </w:r>
     </w:p>
     <w:p>
+      <w:pPr>
+        <w:keepNext/>
+      </w:pPr>
       <w:r>
-        <w:t>I loved eating spinach at the age of fifty. My wife asks me in surprise why I buy spinach so often, she thinks I love spinach. But she doesn't know that every time I smell that food, I remember the sacrifices my mother made to raise me, how she played at my wedding while crying...</w:t>
+        <w:t>At fifty, I learned to love spinach. My wife wonders why I buy it so often. She thinks I like the taste. She does not know that its smell brings back my mother’s sacrifices and the sight of her dancing through tears at my wedding.</w:t>
       </w:r>
     </w:p>
     <w:p>
+      <w:pPr>
+        <w:keepNext/>
+        <w:keepLines/>
+        <w:spacing w:before="160"/>
+      </w:pPr>
       <w:r>
-        <w:t>Moral: We often understand a mother's sacrifice in the face of impossibility years later. Love is sometimes hidden in a plate of simple food.</w:t>
+        <w:rPr>
+          <w:b/>
+        </w:rPr>
+        <w:t>Moral:</w:t>
+      </w:r>
+      <w:r>
+        <w:t xml:space="preserve"> We often understand a mother's sacrifice in the face of impossibility years later. Love is sometimes hidden in a plate of simple food.</w:t>
       </w:r>
     </w:p>
     <w:p>
+      <w:pPr>
+        <w:spacing w:after="80"/>
+      </w:pPr>
       <w:r>
-        <w:t>The story was obtained from open Internet sources.</w:t>
+        <w:rPr>
+          <w:i/>
+          <w:sz w:val="18"/>
+        </w:rPr>
+        <w:t>Source: Publicly available internet sources.</w:t>
       </w:r>
     </w:p>
     <w:sectPr>
       <w:pgSz w:w="12240" w:h="15840"/>
-      <w:pgMar w:top="1440" w:right="1800" w:bottom="1440" w:left="1800" w:header="720" w:footer="720" w:gutter="0"/>
+      <w:pgMar w:top="1080" w:right="1224" w:bottom="1080" w:left="1224" w:header="720" w:footer="720" w:gutter="0"/>
       <w:cols w:space="720"/>
       <w:docGrid w:linePitch="360"/>
     </w:sectPr>
@@ -430,6 +463,16 @@
     <w:name w:val="Normal"/>
     <w:qFormat/>
     <w:rsid w:val="00FC693F"/>
+    <w:pPr>
+      <w:widowControl/>
+      <w:spacing w:after="120" w:line="259" w:lineRule="auto"/>
+    </w:pPr>
+    <w:rPr>
+      <w:rFonts w:ascii="Arial" w:hAnsi="Arial"/>
+      <w:color w:val="000000"/>
+      <w:sz w:val="22"/>
+      <w:lang w:val="en-US"/>
+    </w:rPr>
   </w:style>
   <w:style w:type="paragraph" w:styleId="Header">
     <w:name w:val="header"/>
@@ -772,18 +815,17 @@
     <w:qFormat/>
     <w:rsid w:val="00FC693F"/>
     <w:pPr>
-      <w:pBdr>
-        <w:bottom w:val="single" w:sz="8" w:space="4" w:color="4F81BD" w:themeColor="accent1"/>
-      </w:pBdr>
-      <w:spacing w:after="300" w:line="240" w:lineRule="auto"/>
+      <w:keepNext/>
+      <w:spacing w:after="280" w:line="240" w:lineRule="auto"/>
       <w:contextualSpacing/>
     </w:pPr>
     <w:rPr>
-      <w:rFonts w:asciiTheme="majorHAnsi" w:eastAsiaTheme="majorEastAsia" w:hAnsiTheme="majorHAnsi" w:cstheme="majorBidi"/>
-      <w:color w:val="17365D" w:themeColor="text2" w:themeShade="BF"/>
+      <w:rFonts w:asciiTheme="majorHAnsi" w:eastAsiaTheme="majorEastAsia" w:hAnsiTheme="majorHAnsi" w:cstheme="majorBidi" w:ascii="Arial" w:hAnsi="Arial"/>
+      <w:b/>
+      <w:color w:val="000000"/>
       <w:spacing w:val="5"/>
       <w:kern w:val="28"/>
-      <w:sz w:val="52"/>
+      <w:sz w:val="34"/>
       <w:szCs w:val="52"/>
     </w:rPr>
   </w:style>
@@ -1259,9 +1301,6 @@
     <w:qFormat/>
     <w:rsid w:val="00FC693F"/>
     <w:pPr>
-      <w:pBdr>
-        <w:bottom w:val="single" w:sz="4" w:space="4" w:color="4F81BD" w:themeColor="accent1"/>
-      </w:pBdr>
       <w:spacing w:before="200" w:after="280"/>
       <w:ind w:left="936" w:right="936"/>
     </w:pPr>

--- a/en/wisdom-stories/spinach.docx
+++ b/en/wisdom-stories/spinach.docx
@@ -13,13 +13,13 @@
     <w:p>
       <w:pPr/>
       <w:r>
-        <w:t>We lived in a remote village without even a proper road. My mother seemed obsessed with spinach. As a child, I sometimes wondered whether grief over my father’s death had unsettled her.</w:t>
+        <w:t>We lived in a remote village without even a proper road. My mother kept cooking spinach. As a child, I thought that after my father died, my mother’s mind had become confused.</w:t>
       </w:r>
     </w:p>
     <w:p>
       <w:pPr/>
       <w:r>
-        <w:t>“You need to eat a lot, it gives strength to the body,” my mother would say, and for breakfast, lunch, and dinner, she would only feed us spinach, with a little cornbread on the side. I hated spinach already, I couldn’t stand to see this vegetable.</w:t>
+        <w:t>“You need to eat a lot, it gives strength to the body,” my mother would say, and for breakfast, lunch, and dinner, she would only feed us spinach, and always cornbread alongside it. I hated spinach already, I couldn’t stand to see this vegetable.</w:t>
       </w:r>
     </w:p>
     <w:p>
@@ -37,7 +37,7 @@
     <w:p>
       <w:pPr/>
       <w:r>
-        <w:t>I went on to university, then completed a master’s degree and a doctorate with government loans. By then, my mother was old and bent. When I returned to the village to marry, she kept her promise and danced at my wedding, tears streaming down her face. I did not understand those tears then.</w:t>
+        <w:t>I completed university, a master’s degree, and a doctorate with government loans. By then, my mother was old and bent. When I came to the village with the girl I was going to marry and we held the wedding, she kept her promise and danced at my wedding, tears streaming down her face. I did not understand those tears then.</w:t>
       </w:r>
     </w:p>
     <w:p>
@@ -51,7 +51,7 @@
     <w:p>
       <w:pPr/>
       <w:r>
-        <w:t>One day, I found an old notebook in a chest. In it, she had written: “All I had left were spinach seeds and a little corn to plant. There was no money. I cooked what I could grow so my children would not go hungry. I told them I served spinach three times a day because it was good for them. Saying it broke my heart. This was all I could do, though I loved them with everything I had.”</w:t>
+        <w:t>One day, in my mother’s old chest I found the memoir notebook she kept in those days. On one page she had written: “All I had left were spinach seeds. I kept planting spinach, and a little corn as well. There was no money. I kept cooking this food so my children would not go hungry. But I did not complain. I told them I served spinach three times a day because it was good for them. Saying it broke my heart. For my children, this was all I could do. I love them more than my own life.”</w:t>
       </w:r>
     </w:p>
     <w:p>
@@ -59,7 +59,7 @@
         <w:keepNext/>
       </w:pPr>
       <w:r>
-        <w:t>At fifty, I learned to love spinach. My wife wonders why I buy it so often. She thinks I like the taste. She does not know that its smell brings back my mother’s sacrifices and the sight of her dancing through tears at my wedding.</w:t>
+        <w:t>At fifty, I learned to love spinach. My wife keeps asking in surprise why I buy spinach so often for the house. She thinks I love spinach. She does not know that its smell brings back the sacrifices my mother made to raise me and the sight of her dancing through tears at my wedding.</w:t>
       </w:r>
     </w:p>
     <w:p>
@@ -72,11 +72,9 @@
         <w:rPr>
           <w:b/>
         </w:rPr>
-        <w:t>Moral:</w:t>
+        <w:t>Moral: Years later, we often understand a mother’s sacrifice from the time when she had nothing. Love is sometimes hidden in a plate of simple food.</w:t>
       </w:r>
-      <w:r>
-        <w:t xml:space="preserve"> We often understand a mother's sacrifice in the face of impossibility years later. Love is sometimes hidden in a plate of simple food.</w:t>
-      </w:r>
+      <w:r/>
     </w:p>
     <w:p>
       <w:pPr>
@@ -87,7 +85,7 @@
           <w:i/>
           <w:sz w:val="18"/>
         </w:rPr>
-        <w:t>Source: Publicly available internet sources.</w:t>
+        <w:t>Stories are taken from open Internet sources; illustrations were created with AI.</w:t>
       </w:r>
     </w:p>
     <w:sectPr>

--- a/en/wisdom-stories/spinach.docx
+++ b/en/wisdom-stories/spinach.docx
@@ -237,7 +237,7 @@
           <w:bCs/>
           <w:lang/>
         </w:rPr>
-        <w:t>Moral: Sometimes a meal we grew tired of as children concealed a mother’s poverty and quiet sacrifice. We should not have to wait years to recognise the love behind it.</w:t>
+        <w:t xml:space="preserve">Moral: Sometimes a meal we grew tired of as children concealed a mother’s poverty and quiet sacrifice. We should not have to wait years to recognize the love behind it.</w:t>
       </w:r>
     </w:p>
     <w:p>
